--- a/lhopital-video/public/aitool/resume/files/before.docx
+++ b/lhopital-video/public/aitool/resume/files/before.docx
@@ -39,7 +39,7 @@
     </w:p>
     <w:p>
       <w:pPr>
-        <w:spacing w:after="40"/>
+        <w:spacing w:after="60"/>
       </w:pPr>
       <w:r>
         <w:rPr>
@@ -63,7 +63,7 @@
     </w:p>
     <w:p>
       <w:pPr>
-        <w:spacing w:after="40"/>
+        <w:spacing w:after="60"/>
       </w:pPr>
       <w:r>
         <w:rPr>
@@ -75,7 +75,7 @@
     </w:p>
     <w:p>
       <w:pPr>
-        <w:spacing w:after="40"/>
+        <w:spacing w:after="60"/>
         <w:ind w:left="255"/>
       </w:pPr>
       <w:r>
@@ -88,7 +88,7 @@
     </w:p>
     <w:p>
       <w:pPr>
-        <w:spacing w:after="40"/>
+        <w:spacing w:after="60"/>
         <w:ind w:left="255"/>
       </w:pPr>
       <w:r>
@@ -101,7 +101,7 @@
     </w:p>
     <w:p>
       <w:pPr>
-        <w:spacing w:after="40"/>
+        <w:spacing w:after="60"/>
         <w:ind w:left="255"/>
       </w:pPr>
       <w:r>
@@ -114,7 +114,7 @@
     </w:p>
     <w:p>
       <w:pPr>
-        <w:spacing w:after="40"/>
+        <w:spacing w:after="60"/>
         <w:ind w:left="255"/>
       </w:pPr>
       <w:r>
@@ -139,7 +139,7 @@
     </w:p>
     <w:p>
       <w:pPr>
-        <w:spacing w:after="40"/>
+        <w:spacing w:after="60"/>
       </w:pPr>
       <w:r>
         <w:rPr>
@@ -163,7 +163,7 @@
     </w:p>
     <w:p>
       <w:pPr>
-        <w:spacing w:after="40"/>
+        <w:spacing w:after="60"/>
       </w:pPr>
       <w:r>
         <w:rPr>
@@ -175,7 +175,7 @@
     </w:p>
     <w:sectPr>
       <w:pgSz w:w="12240" w:h="15840"/>
-      <w:pgMar w:top="907" w:right="1020" w:bottom="907" w:left="1020" w:header="720" w:footer="720" w:gutter="0"/>
+      <w:pgMar w:top="850" w:right="1077" w:bottom="850" w:left="1077" w:header="720" w:footer="720" w:gutter="0"/>
       <w:cols w:space="720"/>
       <w:docGrid w:linePitch="360"/>
     </w:sectPr>
@@ -547,7 +547,7 @@
     <w:qFormat/>
     <w:rsid w:val="00FC693F"/>
     <w:rPr>
-      <w:rFonts w:ascii="WenQuanYi Zen Hei" w:hAnsi="WenQuanYi Zen Hei"/>
+      <w:rFonts w:ascii="WenQuanYi Zen Hei" w:hAnsi="WenQuanYi Zen Hei" w:eastAsia="WenQuanYi Zen Hei"/>
       <w:sz w:val="21"/>
     </w:rPr>
   </w:style>
